--- a/public/assets/files/niestacjonarne/SGK.docx
+++ b/public/assets/files/niestacjonarne/SGK.docx
@@ -523,6 +523,7 @@
                 <w:i w:val="0"/>
                 <w:sz w:val="22"/>
               </w:rPr>
+              <w:t>I</w:t>
             </w:r>
           </w:p>
         </w:tc>
@@ -560,6 +561,7 @@
                 <w:i w:val="0"/>
                 <w:sz w:val="22"/>
               </w:rPr>
+              <w:t>specjalizacyjny</w:t>
             </w:r>
           </w:p>
         </w:tc>

--- a/public/assets/files/niestacjonarne/SGK.docx
+++ b/public/assets/files/niestacjonarne/SGK.docx
@@ -681,12 +681,22 @@
         <w:tblW w:w="5000" w:type="pct"/>
       </w:tblPr>
       <w:tblGrid>
-        <w:gridCol w:w="9972"/>
+        <w:gridCol w:w="997"/>
+        <w:gridCol w:w="997"/>
+        <w:gridCol w:w="997"/>
+        <w:gridCol w:w="997"/>
+        <w:gridCol w:w="997"/>
+        <w:gridCol w:w="997"/>
+        <w:gridCol w:w="997"/>
+        <w:gridCol w:w="997"/>
+        <w:gridCol w:w="997"/>
+        <w:gridCol w:w="997"/>
       </w:tblGrid>
       <w:tr>
         <w:tc>
           <w:tcPr>
-            <w:tcW w:type="dxa" w:w="9972"/>
+            <w:tcW w:type="dxa" w:w="9970"/>
+            <w:gridSpan w:val="10"/>
             <w:shd w:val="clear" w:color="auto" w:fill="D9D9D9"/>
           </w:tcPr>
           <w:p>
@@ -705,31 +715,34 @@
           </w:p>
         </w:tc>
       </w:tr>
-    </w:tbl>
-    <w:tbl>
-      <w:tblPr>
-        <w:tblW w:type="auto" w:w="0"/>
-        <w:tblLook w:firstColumn="1" w:firstRow="1" w:lastColumn="0" w:lastRow="0" w:noHBand="0" w:noVBand="1" w:val="04A0"/>
-        <w:tblBorders>
-          <w:top w:val="single" w:sz="4" w:space="0" w:color="000000"/>
-          <w:left w:val="single" w:sz="4" w:space="0" w:color="000000"/>
-          <w:bottom w:val="single" w:sz="4" w:space="0" w:color="000000"/>
-          <w:right w:val="single" w:sz="4" w:space="0" w:color="000000"/>
-          <w:insideH w:val="single" w:sz="4" w:space="0" w:color="000000"/>
-          <w:insideV w:val="single" w:sz="4" w:space="0" w:color="000000"/>
-        </w:tblBorders>
-        <w:tblW w:w="5000" w:type="pct"/>
-      </w:tblPr>
-      <w:tblGrid>
-        <w:gridCol w:w="2493"/>
-        <w:gridCol w:w="2493"/>
-        <w:gridCol w:w="2493"/>
-        <w:gridCol w:w="2493"/>
-      </w:tblGrid>
       <w:tr>
         <w:tc>
           <w:tcPr>
-            <w:tcW w:type="dxa" w:w="2493"/>
+            <w:tcW w:type="dxa" w:w="9970"/>
+            <w:gridSpan w:val="10"/>
+            <w:shd w:val="clear" w:color="auto" w:fill="D9D9D9"/>
+          </w:tcPr>
+          <w:p>
+            <w:pPr>
+              <w:spacing w:before="20" w:after="20"/>
+            </w:pPr>
+            <w:r>
+              <w:rPr>
+                <w:rFonts w:ascii="Aptos" w:hAnsi="Aptos"/>
+                <w:b w:val="0"/>
+                <w:i w:val="0"/>
+                <w:sz w:val="16"/>
+              </w:rPr>
+              <w:t>Wymiar godzinowy (liczba godzin w semestrze)</w:t>
+            </w:r>
+          </w:p>
+        </w:tc>
+      </w:tr>
+      <w:tr>
+        <w:tc>
+          <w:tcPr>
+            <w:tcW w:type="dxa" w:w="1994"/>
+            <w:gridSpan w:val="2"/>
             <w:shd w:val="clear" w:color="auto" w:fill="D9D9D9"/>
           </w:tcPr>
           <w:p>
@@ -749,7 +762,8 @@
         </w:tc>
         <w:tc>
           <w:tcPr>
-            <w:tcW w:type="dxa" w:w="2493"/>
+            <w:tcW w:type="dxa" w:w="2991"/>
+            <w:gridSpan w:val="3"/>
             <w:shd w:val="clear" w:color="auto" w:fill="D9D9D9"/>
           </w:tcPr>
           <w:p>
@@ -769,7 +783,8 @@
         </w:tc>
         <w:tc>
           <w:tcPr>
-            <w:tcW w:type="dxa" w:w="2493"/>
+            <w:tcW w:type="dxa" w:w="2991"/>
+            <w:gridSpan w:val="3"/>
             <w:shd w:val="clear" w:color="auto" w:fill="D9D9D9"/>
           </w:tcPr>
           <w:p>
@@ -789,7 +804,8 @@
         </w:tc>
         <w:tc>
           <w:tcPr>
-            <w:tcW w:type="dxa" w:w="2493"/>
+            <w:tcW w:type="dxa" w:w="1994"/>
+            <w:gridSpan w:val="2"/>
             <w:shd w:val="clear" w:color="auto" w:fill="D9D9D9"/>
           </w:tcPr>
           <w:p>
@@ -811,7 +827,8 @@
       <w:tr>
         <w:tc>
           <w:tcPr>
-            <w:tcW w:type="dxa" w:w="2493"/>
+            <w:tcW w:type="dxa" w:w="1994"/>
+            <w:gridSpan w:val="2"/>
           </w:tcPr>
           <w:p>
             <w:pPr>
@@ -830,7 +847,8 @@
         </w:tc>
         <w:tc>
           <w:tcPr>
-            <w:tcW w:type="dxa" w:w="2493"/>
+            <w:tcW w:type="dxa" w:w="2991"/>
+            <w:gridSpan w:val="3"/>
           </w:tcPr>
           <w:p>
             <w:pPr>
@@ -849,7 +867,8 @@
         </w:tc>
         <w:tc>
           <w:tcPr>
-            <w:tcW w:type="dxa" w:w="2493"/>
+            <w:tcW w:type="dxa" w:w="2991"/>
+            <w:gridSpan w:val="3"/>
           </w:tcPr>
           <w:p>
             <w:pPr>
@@ -868,7 +887,8 @@
         </w:tc>
         <w:tc>
           <w:tcPr>
-            <w:tcW w:type="dxa" w:w="2493"/>
+            <w:tcW w:type="dxa" w:w="1994"/>
+            <w:gridSpan w:val="2"/>
           </w:tcPr>
           <w:p>
             <w:pPr>
@@ -886,30 +906,34 @@
           </w:p>
         </w:tc>
       </w:tr>
-    </w:tbl>
-    <w:tbl>
-      <w:tblPr>
-        <w:tblW w:type="auto" w:w="0"/>
-        <w:tblLook w:firstColumn="1" w:firstRow="1" w:lastColumn="0" w:lastRow="0" w:noHBand="0" w:noVBand="1" w:val="04A0"/>
-        <w:tblBorders>
-          <w:top w:val="single" w:sz="4" w:space="0" w:color="000000"/>
-          <w:left w:val="single" w:sz="4" w:space="0" w:color="000000"/>
-          <w:bottom w:val="single" w:sz="4" w:space="0" w:color="000000"/>
-          <w:right w:val="single" w:sz="4" w:space="0" w:color="000000"/>
-          <w:insideH w:val="single" w:sz="4" w:space="0" w:color="000000"/>
-          <w:insideV w:val="single" w:sz="4" w:space="0" w:color="000000"/>
-        </w:tblBorders>
-        <w:tblW w:w="5000" w:type="pct"/>
-      </w:tblPr>
-      <w:tblGrid>
-        <w:gridCol w:w="3324"/>
-        <w:gridCol w:w="3324"/>
-        <w:gridCol w:w="3324"/>
-      </w:tblGrid>
       <w:tr>
         <w:tc>
           <w:tcPr>
-            <w:tcW w:type="dxa" w:w="3324"/>
+            <w:tcW w:type="dxa" w:w="9970"/>
+            <w:gridSpan w:val="10"/>
+            <w:shd w:val="clear" w:color="auto" w:fill="D9D9D9"/>
+          </w:tcPr>
+          <w:p>
+            <w:pPr>
+              <w:spacing w:before="20" w:after="20"/>
+            </w:pPr>
+            <w:r>
+              <w:rPr>
+                <w:rFonts w:ascii="Aptos" w:hAnsi="Aptos"/>
+                <w:b/>
+                <w:i w:val="0"/>
+                <w:sz w:val="22"/>
+              </w:rPr>
+              <w:t>Bilans ECTS</w:t>
+            </w:r>
+          </w:p>
+        </w:tc>
+      </w:tr>
+      <w:tr>
+        <w:tc>
+          <w:tcPr>
+            <w:tcW w:type="dxa" w:w="4985"/>
+            <w:gridSpan w:val="5"/>
             <w:shd w:val="clear" w:color="auto" w:fill="D9D9D9"/>
           </w:tcPr>
           <w:p>
@@ -929,7 +953,8 @@
         </w:tc>
         <w:tc>
           <w:tcPr>
-            <w:tcW w:type="dxa" w:w="3324"/>
+            <w:tcW w:type="dxa" w:w="2991"/>
+            <w:gridSpan w:val="3"/>
             <w:shd w:val="clear" w:color="auto" w:fill="D9D9D9"/>
           </w:tcPr>
           <w:p>
@@ -949,7 +974,8 @@
         </w:tc>
         <w:tc>
           <w:tcPr>
-            <w:tcW w:type="dxa" w:w="3324"/>
+            <w:tcW w:type="dxa" w:w="1994"/>
+            <w:gridSpan w:val="2"/>
             <w:shd w:val="clear" w:color="auto" w:fill="D9D9D9"/>
           </w:tcPr>
           <w:p>
@@ -971,7 +997,8 @@
       <w:tr>
         <w:tc>
           <w:tcPr>
-            <w:tcW w:type="dxa" w:w="3324"/>
+            <w:tcW w:type="dxa" w:w="4985"/>
+            <w:gridSpan w:val="5"/>
           </w:tcPr>
           <w:p>
             <w:pPr>
@@ -990,7 +1017,8 @@
         </w:tc>
         <w:tc>
           <w:tcPr>
-            <w:tcW w:type="dxa" w:w="3324"/>
+            <w:tcW w:type="dxa" w:w="2991"/>
+            <w:gridSpan w:val="3"/>
           </w:tcPr>
           <w:p>
             <w:pPr>
@@ -1009,7 +1037,8 @@
         </w:tc>
         <w:tc>
           <w:tcPr>
-            <w:tcW w:type="dxa" w:w="3324"/>
+            <w:tcW w:type="dxa" w:w="1994"/>
+            <w:gridSpan w:val="2"/>
           </w:tcPr>
           <w:p>
             <w:pPr>
@@ -1030,7 +1059,8 @@
       <w:tr>
         <w:tc>
           <w:tcPr>
-            <w:tcW w:type="dxa" w:w="3324"/>
+            <w:tcW w:type="dxa" w:w="4985"/>
+            <w:gridSpan w:val="5"/>
           </w:tcPr>
           <w:p>
             <w:pPr>
@@ -1049,7 +1079,8 @@
         </w:tc>
         <w:tc>
           <w:tcPr>
-            <w:tcW w:type="dxa" w:w="3324"/>
+            <w:tcW w:type="dxa" w:w="2991"/>
+            <w:gridSpan w:val="3"/>
           </w:tcPr>
           <w:p>
             <w:pPr>
@@ -1068,7 +1099,8 @@
         </w:tc>
         <w:tc>
           <w:tcPr>
-            <w:tcW w:type="dxa" w:w="3324"/>
+            <w:tcW w:type="dxa" w:w="1994"/>
+            <w:gridSpan w:val="2"/>
           </w:tcPr>
           <w:p>
             <w:pPr>
@@ -1089,7 +1121,29 @@
       <w:tr>
         <w:tc>
           <w:tcPr>
-            <w:tcW w:type="dxa" w:w="3324"/>
+            <w:tcW w:type="dxa" w:w="4985"/>
+            <w:gridSpan w:val="5"/>
+            <w:shd w:val="clear" w:color="auto" w:fill="D9D9D9"/>
+          </w:tcPr>
+          <w:p>
+            <w:pPr>
+              <w:spacing w:before="20" w:after="20"/>
+            </w:pPr>
+            <w:r>
+              <w:rPr>
+                <w:rFonts w:ascii="Aptos" w:hAnsi="Aptos"/>
+                <w:b/>
+                <w:i w:val="0"/>
+                <w:sz w:val="16"/>
+              </w:rPr>
+              <w:t>Opis samodzielnej pracy studenta</w:t>
+            </w:r>
+          </w:p>
+        </w:tc>
+        <w:tc>
+          <w:tcPr>
+            <w:tcW w:type="dxa" w:w="4985"/>
+            <w:gridSpan w:val="5"/>
           </w:tcPr>
           <w:p>
             <w:pPr>
@@ -1102,45 +1156,6 @@
                 <w:i w:val="0"/>
                 <w:sz w:val="22"/>
               </w:rPr>
-              <w:t>Suma</w:t>
-            </w:r>
-          </w:p>
-        </w:tc>
-        <w:tc>
-          <w:tcPr>
-            <w:tcW w:type="dxa" w:w="3324"/>
-          </w:tcPr>
-          <w:p>
-            <w:pPr>
-              <w:spacing w:before="20" w:after="20"/>
-            </w:pPr>
-            <w:r>
-              <w:rPr>
-                <w:rFonts w:ascii="Aptos" w:hAnsi="Aptos"/>
-                <w:b w:val="0"/>
-                <w:i w:val="0"/>
-                <w:sz w:val="22"/>
-              </w:rPr>
-              <w:t>125</w:t>
-            </w:r>
-          </w:p>
-        </w:tc>
-        <w:tc>
-          <w:tcPr>
-            <w:tcW w:type="dxa" w:w="3324"/>
-          </w:tcPr>
-          <w:p>
-            <w:pPr>
-              <w:spacing w:before="20" w:after="20"/>
-            </w:pPr>
-            <w:r>
-              <w:rPr>
-                <w:rFonts w:ascii="Aptos" w:hAnsi="Aptos"/>
-                <w:b w:val="0"/>
-                <w:i w:val="0"/>
-                <w:sz w:val="22"/>
-              </w:rPr>
-              <w:t>5</w:t>
             </w:r>
           </w:p>
         </w:tc>
@@ -1874,14 +1889,14 @@
         <w:tblW w:w="5000" w:type="pct"/>
       </w:tblPr>
       <w:tblGrid>
-        <w:gridCol w:w="3324"/>
-        <w:gridCol w:w="3324"/>
-        <w:gridCol w:w="3324"/>
+        <w:gridCol w:w="680"/>
+        <w:gridCol w:w="4536"/>
+        <w:gridCol w:w="4252"/>
       </w:tblGrid>
       <w:tr>
         <w:tc>
           <w:tcPr>
-            <w:tcW w:type="dxa" w:w="9972"/>
+            <w:tcW w:type="dxa" w:w="9468"/>
             <w:gridSpan w:val="3"/>
             <w:shd w:val="clear" w:color="auto" w:fill="D9D9D9"/>
           </w:tcPr>
@@ -1904,7 +1919,7 @@
       <w:tr>
         <w:tc>
           <w:tcPr>
-            <w:tcW w:type="dxa" w:w="3324"/>
+            <w:tcW w:type="dxa" w:w="680"/>
             <w:shd w:val="clear" w:color="auto" w:fill="D9D9D9"/>
           </w:tcPr>
           <w:p>
@@ -1924,7 +1939,7 @@
         </w:tc>
         <w:tc>
           <w:tcPr>
-            <w:tcW w:type="dxa" w:w="3324"/>
+            <w:tcW w:type="dxa" w:w="4536"/>
             <w:shd w:val="clear" w:color="auto" w:fill="D9D9D9"/>
           </w:tcPr>
           <w:p>
@@ -1944,7 +1959,7 @@
         </w:tc>
         <w:tc>
           <w:tcPr>
-            <w:tcW w:type="dxa" w:w="3324"/>
+            <w:tcW w:type="dxa" w:w="4252"/>
             <w:shd w:val="clear" w:color="auto" w:fill="D9D9D9"/>
           </w:tcPr>
           <w:p>
@@ -1966,7 +1981,7 @@
       <w:tr>
         <w:tc>
           <w:tcPr>
-            <w:tcW w:type="dxa" w:w="3324"/>
+            <w:tcW w:type="dxa" w:w="680"/>
           </w:tcPr>
           <w:p>
             <w:pPr>
@@ -1985,7 +2000,7 @@
         </w:tc>
         <w:tc>
           <w:tcPr>
-            <w:tcW w:type="dxa" w:w="3324"/>
+            <w:tcW w:type="dxa" w:w="4536"/>
           </w:tcPr>
           <w:p>
             <w:pPr>
@@ -2004,7 +2019,7 @@
         </w:tc>
         <w:tc>
           <w:tcPr>
-            <w:tcW w:type="dxa" w:w="3324"/>
+            <w:tcW w:type="dxa" w:w="4252"/>
           </w:tcPr>
           <w:p>
             <w:pPr>
@@ -2024,7 +2039,7 @@
       <w:tr>
         <w:tc>
           <w:tcPr>
-            <w:tcW w:type="dxa" w:w="3324"/>
+            <w:tcW w:type="dxa" w:w="680"/>
           </w:tcPr>
           <w:p>
             <w:pPr>
@@ -2043,7 +2058,7 @@
         </w:tc>
         <w:tc>
           <w:tcPr>
-            <w:tcW w:type="dxa" w:w="3324"/>
+            <w:tcW w:type="dxa" w:w="4536"/>
           </w:tcPr>
           <w:p>
             <w:pPr>
@@ -2062,7 +2077,7 @@
         </w:tc>
         <w:tc>
           <w:tcPr>
-            <w:tcW w:type="dxa" w:w="3324"/>
+            <w:tcW w:type="dxa" w:w="4252"/>
           </w:tcPr>
           <w:p>
             <w:pPr>
@@ -2082,7 +2097,7 @@
       <w:tr>
         <w:tc>
           <w:tcPr>
-            <w:tcW w:type="dxa" w:w="3324"/>
+            <w:tcW w:type="dxa" w:w="680"/>
           </w:tcPr>
           <w:p>
             <w:pPr>
@@ -2101,7 +2116,7 @@
         </w:tc>
         <w:tc>
           <w:tcPr>
-            <w:tcW w:type="dxa" w:w="3324"/>
+            <w:tcW w:type="dxa" w:w="4536"/>
           </w:tcPr>
           <w:p>
             <w:pPr>
@@ -2120,7 +2135,7 @@
         </w:tc>
         <w:tc>
           <w:tcPr>
-            <w:tcW w:type="dxa" w:w="3324"/>
+            <w:tcW w:type="dxa" w:w="4252"/>
           </w:tcPr>
           <w:p>
             <w:pPr>
@@ -2140,7 +2155,7 @@
       <w:tr>
         <w:tc>
           <w:tcPr>
-            <w:tcW w:type="dxa" w:w="3324"/>
+            <w:tcW w:type="dxa" w:w="680"/>
           </w:tcPr>
           <w:p>
             <w:pPr>
@@ -2159,7 +2174,7 @@
         </w:tc>
         <w:tc>
           <w:tcPr>
-            <w:tcW w:type="dxa" w:w="3324"/>
+            <w:tcW w:type="dxa" w:w="4536"/>
           </w:tcPr>
           <w:p>
             <w:pPr>
@@ -2178,7 +2193,7 @@
         </w:tc>
         <w:tc>
           <w:tcPr>
-            <w:tcW w:type="dxa" w:w="3324"/>
+            <w:tcW w:type="dxa" w:w="4252"/>
           </w:tcPr>
           <w:p>
             <w:pPr>
@@ -2198,7 +2213,7 @@
       <w:tr>
         <w:tc>
           <w:tcPr>
-            <w:tcW w:type="dxa" w:w="3324"/>
+            <w:tcW w:type="dxa" w:w="680"/>
           </w:tcPr>
           <w:p>
             <w:pPr>
@@ -2217,7 +2232,7 @@
         </w:tc>
         <w:tc>
           <w:tcPr>
-            <w:tcW w:type="dxa" w:w="3324"/>
+            <w:tcW w:type="dxa" w:w="4536"/>
           </w:tcPr>
           <w:p>
             <w:pPr>
@@ -2236,7 +2251,7 @@
         </w:tc>
         <w:tc>
           <w:tcPr>
-            <w:tcW w:type="dxa" w:w="3324"/>
+            <w:tcW w:type="dxa" w:w="4252"/>
           </w:tcPr>
           <w:p>
             <w:pPr>
@@ -2256,7 +2271,7 @@
       <w:tr>
         <w:tc>
           <w:tcPr>
-            <w:tcW w:type="dxa" w:w="3324"/>
+            <w:tcW w:type="dxa" w:w="680"/>
           </w:tcPr>
           <w:p>
             <w:pPr>
@@ -2275,7 +2290,7 @@
         </w:tc>
         <w:tc>
           <w:tcPr>
-            <w:tcW w:type="dxa" w:w="3324"/>
+            <w:tcW w:type="dxa" w:w="4536"/>
           </w:tcPr>
           <w:p>
             <w:pPr>
@@ -2294,7 +2309,7 @@
         </w:tc>
         <w:tc>
           <w:tcPr>
-            <w:tcW w:type="dxa" w:w="3324"/>
+            <w:tcW w:type="dxa" w:w="4252"/>
           </w:tcPr>
           <w:p>
             <w:pPr>
@@ -2314,7 +2329,7 @@
       <w:tr>
         <w:tc>
           <w:tcPr>
-            <w:tcW w:type="dxa" w:w="3324"/>
+            <w:tcW w:type="dxa" w:w="680"/>
           </w:tcPr>
           <w:p>
             <w:pPr>
@@ -2333,7 +2348,7 @@
         </w:tc>
         <w:tc>
           <w:tcPr>
-            <w:tcW w:type="dxa" w:w="3324"/>
+            <w:tcW w:type="dxa" w:w="4536"/>
           </w:tcPr>
           <w:p>
             <w:pPr>
@@ -2352,7 +2367,7 @@
         </w:tc>
         <w:tc>
           <w:tcPr>
-            <w:tcW w:type="dxa" w:w="3324"/>
+            <w:tcW w:type="dxa" w:w="4252"/>
           </w:tcPr>
           <w:p>
             <w:pPr>
@@ -2372,7 +2387,7 @@
       <w:tr>
         <w:tc>
           <w:tcPr>
-            <w:tcW w:type="dxa" w:w="3324"/>
+            <w:tcW w:type="dxa" w:w="680"/>
           </w:tcPr>
           <w:p>
             <w:pPr>
@@ -2391,7 +2406,7 @@
         </w:tc>
         <w:tc>
           <w:tcPr>
-            <w:tcW w:type="dxa" w:w="3324"/>
+            <w:tcW w:type="dxa" w:w="4536"/>
           </w:tcPr>
           <w:p>
             <w:pPr>
@@ -2410,7 +2425,7 @@
         </w:tc>
         <w:tc>
           <w:tcPr>
-            <w:tcW w:type="dxa" w:w="3324"/>
+            <w:tcW w:type="dxa" w:w="4252"/>
           </w:tcPr>
           <w:p>
             <w:pPr>
@@ -2430,7 +2445,7 @@
       <w:tr>
         <w:tc>
           <w:tcPr>
-            <w:tcW w:type="dxa" w:w="3324"/>
+            <w:tcW w:type="dxa" w:w="680"/>
           </w:tcPr>
           <w:p>
             <w:pPr>
@@ -2449,7 +2464,7 @@
         </w:tc>
         <w:tc>
           <w:tcPr>
-            <w:tcW w:type="dxa" w:w="3324"/>
+            <w:tcW w:type="dxa" w:w="4536"/>
           </w:tcPr>
           <w:p>
             <w:pPr>
@@ -2468,7 +2483,7 @@
         </w:tc>
         <w:tc>
           <w:tcPr>
-            <w:tcW w:type="dxa" w:w="3324"/>
+            <w:tcW w:type="dxa" w:w="4252"/>
           </w:tcPr>
           <w:p>
             <w:pPr>
@@ -2488,7 +2503,7 @@
       <w:tr>
         <w:tc>
           <w:tcPr>
-            <w:tcW w:type="dxa" w:w="3324"/>
+            <w:tcW w:type="dxa" w:w="680"/>
           </w:tcPr>
           <w:p>
             <w:pPr>
@@ -2507,7 +2522,7 @@
         </w:tc>
         <w:tc>
           <w:tcPr>
-            <w:tcW w:type="dxa" w:w="3324"/>
+            <w:tcW w:type="dxa" w:w="4536"/>
           </w:tcPr>
           <w:p>
             <w:pPr>
@@ -2526,7 +2541,7 @@
         </w:tc>
         <w:tc>
           <w:tcPr>
-            <w:tcW w:type="dxa" w:w="3324"/>
+            <w:tcW w:type="dxa" w:w="4252"/>
           </w:tcPr>
           <w:p>
             <w:pPr>
@@ -2919,6 +2934,7 @@
                 <w:i w:val="0"/>
                 <w:sz w:val="22"/>
               </w:rPr>
+              <w:t>Projekt gry lub aplikacji w dowolnym przedstawionym na zajęciach silniku, realizowany w zespołach 2-3 osobowych.; Prezentacja projektu oraz dokumentacji projektowej na zajęciach. Ocena obejmuje poprawność działania aplikacji, optymalne zarządzanie zasobami urządzenia docelowego, dokumentacja projektowa i stopień przygotowania wersji aplikacji do wydania; Warunkiem zaliczenia jest oddanie kompletnego projektu i ich pozytywna ocena.</w:t>
             </w:r>
           </w:p>
         </w:tc>
@@ -2976,6 +2992,7 @@
                 <w:i w:val="0"/>
                 <w:sz w:val="22"/>
               </w:rPr>
+              <w:t>Projekt gry lub aplikacji w dowolnym przedstawionym na zajęciach silniku, realizowany w zespołach 2-3 osobowych.; Prezentacja projektu oraz dokumentacji projektowej na zajęciach. Ocena obejmuje poprawność działania aplikacji, optymalne zarządzanie zasobami urządzenia docelowego, dokumentacja projektowa i stopień przygotowania wersji aplikacji do wydania; Warunkiem zaliczenia jest oddanie kompletnego projektu i ich pozytywna ocena.</w:t>
             </w:r>
           </w:p>
         </w:tc>
@@ -3033,6 +3050,7 @@
                 <w:i w:val="0"/>
                 <w:sz w:val="22"/>
               </w:rPr>
+              <w:t>Projekt gry lub aplikacji w dowolnym przedstawionym na zajęciach silniku, realizowany w zespołach 2-3 osobowych.; Prezentacja projektu oraz dokumentacji projektowej na zajęciach. Ocena obejmuje poprawność działania aplikacji, optymalne zarządzanie zasobami urządzenia docelowego, dokumentacja projektowa i stopień przygotowania wersji aplikacji do wydania; Warunkiem zaliczenia jest oddanie kompletnego projektu i ich pozytywna ocena.</w:t>
             </w:r>
           </w:p>
         </w:tc>
@@ -3195,6 +3213,7 @@
                 <w:i w:val="0"/>
                 <w:sz w:val="22"/>
               </w:rPr>
+              <w:t>Projekt gry lub aplikacji w dowolnym przedstawionym na zajęciach silniku, realizowany w zespołach 2-3 osobowych.; Prezentacja projektu oraz dokumentacji projektowej na zajęciach. Ocena obejmuje poprawność działania aplikacji, optymalne zarządzanie zasobami urządzenia docelowego, dokumentacja projektowa i stopień przygotowania wersji aplikacji do wydania; Warunkiem zaliczenia jest oddanie kompletnego projektu i ich pozytywna ocena.</w:t>
             </w:r>
           </w:p>
         </w:tc>
@@ -3252,6 +3271,7 @@
                 <w:i w:val="0"/>
                 <w:sz w:val="22"/>
               </w:rPr>
+              <w:t>Projekt gry lub aplikacji w dowolnym przedstawionym na zajęciach silniku, realizowany w zespołach 2-3 osobowych.; Prezentacja projektu oraz dokumentacji projektowej na zajęciach. Ocena obejmuje poprawność działania aplikacji, optymalne zarządzanie zasobami urządzenia docelowego, dokumentacja projektowa i stopień przygotowania wersji aplikacji do wydania; Warunkiem zaliczenia jest oddanie kompletnego projektu i ich pozytywna ocena.</w:t>
             </w:r>
           </w:p>
         </w:tc>
@@ -3414,6 +3434,7 @@
                 <w:i w:val="0"/>
                 <w:sz w:val="22"/>
               </w:rPr>
+              <w:t>Projekt gry lub aplikacji w dowolnym przedstawionym na zajęciach silniku, realizowany w zespołach 2-3 osobowych.; Prezentacja projektu oraz dokumentacji projektowej na zajęciach. Ocena obejmuje poprawność działania aplikacji, optymalne zarządzanie zasobami urządzenia docelowego, dokumentacja projektowa i stopień przygotowania wersji aplikacji do wydania; Warunkiem zaliczenia jest oddanie kompletnego projektu i ich pozytywna ocena.</w:t>
             </w:r>
           </w:p>
         </w:tc>
@@ -3471,6 +3492,7 @@
                 <w:i w:val="0"/>
                 <w:sz w:val="22"/>
               </w:rPr>
+              <w:t>Projekt gry lub aplikacji w dowolnym przedstawionym na zajęciach silniku, realizowany w zespołach 2-3 osobowych.; Prezentacja projektu oraz dokumentacji projektowej na zajęciach. Ocena obejmuje poprawność działania aplikacji, optymalne zarządzanie zasobami urządzenia docelowego, dokumentacja projektowa i stopień przygotowania wersji aplikacji do wydania; Warunkiem zaliczenia jest oddanie kompletnego projektu i ich pozytywna ocena.</w:t>
             </w:r>
           </w:p>
         </w:tc>
@@ -3576,62 +3598,6 @@
                 <w:sz w:val="16"/>
               </w:rPr>
               <w:t>Wyposażenie specjalistyczne konieczne do realizacji przedmiotu</w:t>
-            </w:r>
-          </w:p>
-        </w:tc>
-      </w:tr>
-      <w:tr>
-        <w:tc>
-          <w:tcPr>
-            <w:tcW w:type="dxa" w:w="3324"/>
-          </w:tcPr>
-          <w:p>
-            <w:pPr>
-              <w:spacing w:before="20" w:after="20"/>
-            </w:pPr>
-            <w:r>
-              <w:rPr>
-                <w:rFonts w:ascii="Aptos" w:hAnsi="Aptos"/>
-                <w:b w:val="0"/>
-                <w:i w:val="0"/>
-                <w:sz w:val="22"/>
-              </w:rPr>
-            </w:r>
-          </w:p>
-        </w:tc>
-        <w:tc>
-          <w:tcPr>
-            <w:tcW w:type="dxa" w:w="3324"/>
-          </w:tcPr>
-          <w:p>
-            <w:pPr>
-              <w:spacing w:before="20" w:after="20"/>
-            </w:pPr>
-            <w:r>
-              <w:rPr>
-                <w:rFonts w:ascii="Aptos" w:hAnsi="Aptos"/>
-                <w:b w:val="0"/>
-                <w:i w:val="0"/>
-                <w:sz w:val="22"/>
-              </w:rPr>
-            </w:r>
-          </w:p>
-        </w:tc>
-        <w:tc>
-          <w:tcPr>
-            <w:tcW w:type="dxa" w:w="3324"/>
-          </w:tcPr>
-          <w:p>
-            <w:pPr>
-              <w:spacing w:before="20" w:after="20"/>
-            </w:pPr>
-            <w:r>
-              <w:rPr>
-                <w:rFonts w:ascii="Aptos" w:hAnsi="Aptos"/>
-                <w:b w:val="0"/>
-                <w:i w:val="0"/>
-                <w:sz w:val="22"/>
-              </w:rPr>
             </w:r>
           </w:p>
         </w:tc>

--- a/public/assets/files/niestacjonarne/SGK.docx
+++ b/public/assets/files/niestacjonarne/SGK.docx
@@ -1156,6 +1156,7 @@
                 <w:i w:val="0"/>
                 <w:sz w:val="22"/>
               </w:rPr>
+              <w:t>Projektowanie i implementacja gry lub aplikacji w wybranym silniku; praca w zespole 2–3 osobowym; optymalizacja zasobów; przygotowanie dokumentacji i prezentacji projektu.</w:t>
             </w:r>
           </w:p>
         </w:tc>
@@ -1579,33 +1580,10 @@
             <w:r>
               <w:rPr>
                 <w:rFonts w:ascii="Aptos" w:hAnsi="Aptos"/>
+                <w:b w:val="0"/>
+                <w:i w:val="0"/>
                 <w:sz w:val="22"/>
               </w:rPr>
-              <w:t>1. Projekt gry lub aplikacji w dowolnym przedstawionym na zajęciach silniku, realizowany w zespołach 2-3 osobowych.</w:t>
-            </w:r>
-          </w:p>
-          <w:p>
-            <w:pPr>
-              <w:spacing w:before="20" w:after="20"/>
-            </w:pPr>
-            <w:r>
-              <w:rPr>
-                <w:rFonts w:ascii="Aptos" w:hAnsi="Aptos"/>
-                <w:sz w:val="22"/>
-              </w:rPr>
-              <w:t>2. Prezentacja projektu oraz dokumentacji projektowej na zajęciach. Ocena obejmuje poprawność działania aplikacji, optymalne zarządzanie zasobami urządzenia docelowego, dokumentacja projektowa i stopień przygotowania wersji aplikacji do wydania</w:t>
-            </w:r>
-          </w:p>
-          <w:p>
-            <w:pPr>
-              <w:spacing w:before="20" w:after="20"/>
-            </w:pPr>
-            <w:r>
-              <w:rPr>
-                <w:rFonts w:ascii="Aptos" w:hAnsi="Aptos"/>
-                <w:sz w:val="22"/>
-              </w:rPr>
-              <w:t>3. Warunkiem zaliczenia jest oddanie kompletnego projektu i ich pozytywna ocena.</w:t>
             </w:r>
           </w:p>
         </w:tc>
@@ -1622,7 +1600,7 @@
                 <w:rFonts w:ascii="Aptos" w:hAnsi="Aptos"/>
                 <w:sz w:val="22"/>
               </w:rPr>
-              <w:t>1. Projekt gry lub aplikacji w dowolnym przedstawionym na zajęciach silniku, realizowany w zespołach 2-3 osobowych.</w:t>
+              <w:t>1. prezentacja projektu i dokumentacji</w:t>
             </w:r>
           </w:p>
           <w:p>
@@ -1634,19 +1612,7 @@
                 <w:rFonts w:ascii="Aptos" w:hAnsi="Aptos"/>
                 <w:sz w:val="22"/>
               </w:rPr>
-              <w:t>2. Prezentacja projektu oraz dokumentacji projektowej na zajęciach. Ocena obejmuje poprawność działania aplikacji, optymalne zarządzanie zasobami urządzenia docelowego, dokumentacja projektowa i stopień przygotowania wersji aplikacji do wydania</w:t>
-            </w:r>
-          </w:p>
-          <w:p>
-            <w:pPr>
-              <w:spacing w:before="20" w:after="20"/>
-            </w:pPr>
-            <w:r>
-              <w:rPr>
-                <w:rFonts w:ascii="Aptos" w:hAnsi="Aptos"/>
-                <w:sz w:val="22"/>
-              </w:rPr>
-              <w:t>3. Warunkiem zaliczenia jest oddanie kompletnego projektu i ich pozytywna ocena.</w:t>
+              <w:t>2. ocena sporządzonego oprogramowania</w:t>
             </w:r>
           </w:p>
         </w:tc>
@@ -2934,7 +2900,7 @@
                 <w:i w:val="0"/>
                 <w:sz w:val="22"/>
               </w:rPr>
-              <w:t>Projekt gry lub aplikacji w dowolnym przedstawionym na zajęciach silniku, realizowany w zespołach 2-3 osobowych.; Prezentacja projektu oraz dokumentacji projektowej na zajęciach. Ocena obejmuje poprawność działania aplikacji, optymalne zarządzanie zasobami urządzenia docelowego, dokumentacja projektowa i stopień przygotowania wersji aplikacji do wydania; Warunkiem zaliczenia jest oddanie kompletnego projektu i ich pozytywna ocena.</w:t>
+              <w:t>prezentacja projektu i dokumentacji; ocena sporządzonego oprogramowania</w:t>
             </w:r>
           </w:p>
         </w:tc>
@@ -2992,7 +2958,7 @@
                 <w:i w:val="0"/>
                 <w:sz w:val="22"/>
               </w:rPr>
-              <w:t>Projekt gry lub aplikacji w dowolnym przedstawionym na zajęciach silniku, realizowany w zespołach 2-3 osobowych.; Prezentacja projektu oraz dokumentacji projektowej na zajęciach. Ocena obejmuje poprawność działania aplikacji, optymalne zarządzanie zasobami urządzenia docelowego, dokumentacja projektowa i stopień przygotowania wersji aplikacji do wydania; Warunkiem zaliczenia jest oddanie kompletnego projektu i ich pozytywna ocena.</w:t>
+              <w:t>prezentacja projektu i dokumentacji; ocena sporządzonego oprogramowania</w:t>
             </w:r>
           </w:p>
         </w:tc>
@@ -3050,7 +3016,7 @@
                 <w:i w:val="0"/>
                 <w:sz w:val="22"/>
               </w:rPr>
-              <w:t>Projekt gry lub aplikacji w dowolnym przedstawionym na zajęciach silniku, realizowany w zespołach 2-3 osobowych.; Prezentacja projektu oraz dokumentacji projektowej na zajęciach. Ocena obejmuje poprawność działania aplikacji, optymalne zarządzanie zasobami urządzenia docelowego, dokumentacja projektowa i stopień przygotowania wersji aplikacji do wydania; Warunkiem zaliczenia jest oddanie kompletnego projektu i ich pozytywna ocena.</w:t>
+              <w:t>prezentacja projektu i dokumentacji; ocena sporządzonego oprogramowania</w:t>
             </w:r>
           </w:p>
         </w:tc>
@@ -3213,7 +3179,7 @@
                 <w:i w:val="0"/>
                 <w:sz w:val="22"/>
               </w:rPr>
-              <w:t>Projekt gry lub aplikacji w dowolnym przedstawionym na zajęciach silniku, realizowany w zespołach 2-3 osobowych.; Prezentacja projektu oraz dokumentacji projektowej na zajęciach. Ocena obejmuje poprawność działania aplikacji, optymalne zarządzanie zasobami urządzenia docelowego, dokumentacja projektowa i stopień przygotowania wersji aplikacji do wydania; Warunkiem zaliczenia jest oddanie kompletnego projektu i ich pozytywna ocena.</w:t>
+              <w:t>prezentacja projektu i dokumentacji; ocena sporządzonego oprogramowania</w:t>
             </w:r>
           </w:p>
         </w:tc>
@@ -3271,7 +3237,7 @@
                 <w:i w:val="0"/>
                 <w:sz w:val="22"/>
               </w:rPr>
-              <w:t>Projekt gry lub aplikacji w dowolnym przedstawionym na zajęciach silniku, realizowany w zespołach 2-3 osobowych.; Prezentacja projektu oraz dokumentacji projektowej na zajęciach. Ocena obejmuje poprawność działania aplikacji, optymalne zarządzanie zasobami urządzenia docelowego, dokumentacja projektowa i stopień przygotowania wersji aplikacji do wydania; Warunkiem zaliczenia jest oddanie kompletnego projektu i ich pozytywna ocena.</w:t>
+              <w:t>prezentacja projektu i dokumentacji; ocena sporządzonego oprogramowania</w:t>
             </w:r>
           </w:p>
         </w:tc>
@@ -3434,7 +3400,7 @@
                 <w:i w:val="0"/>
                 <w:sz w:val="22"/>
               </w:rPr>
-              <w:t>Projekt gry lub aplikacji w dowolnym przedstawionym na zajęciach silniku, realizowany w zespołach 2-3 osobowych.; Prezentacja projektu oraz dokumentacji projektowej na zajęciach. Ocena obejmuje poprawność działania aplikacji, optymalne zarządzanie zasobami urządzenia docelowego, dokumentacja projektowa i stopień przygotowania wersji aplikacji do wydania; Warunkiem zaliczenia jest oddanie kompletnego projektu i ich pozytywna ocena.</w:t>
+              <w:t>prezentacja projektu i dokumentacji; ocena sporządzonego oprogramowania</w:t>
             </w:r>
           </w:p>
         </w:tc>
@@ -3492,7 +3458,7 @@
                 <w:i w:val="0"/>
                 <w:sz w:val="22"/>
               </w:rPr>
-              <w:t>Projekt gry lub aplikacji w dowolnym przedstawionym na zajęciach silniku, realizowany w zespołach 2-3 osobowych.; Prezentacja projektu oraz dokumentacji projektowej na zajęciach. Ocena obejmuje poprawność działania aplikacji, optymalne zarządzanie zasobami urządzenia docelowego, dokumentacja projektowa i stopień przygotowania wersji aplikacji do wydania; Warunkiem zaliczenia jest oddanie kompletnego projektu i ich pozytywna ocena.</w:t>
+              <w:t>prezentacja projektu i dokumentacji; ocena sporządzonego oprogramowania</w:t>
             </w:r>
           </w:p>
         </w:tc>

--- a/public/assets/files/niestacjonarne/SGK.docx
+++ b/public/assets/files/niestacjonarne/SGK.docx
@@ -2863,6 +2863,7 @@
                 <w:i w:val="0"/>
                 <w:sz w:val="22"/>
               </w:rPr>
+              <w:t>K_W24</w:t>
             </w:r>
           </w:p>
         </w:tc>
@@ -2900,7 +2901,6 @@
                 <w:i w:val="0"/>
                 <w:sz w:val="22"/>
               </w:rPr>
-              <w:t>prezentacja projektu i dokumentacji; ocena sporządzonego oprogramowania</w:t>
             </w:r>
           </w:p>
         </w:tc>
@@ -2921,6 +2921,7 @@
                 <w:i w:val="0"/>
                 <w:sz w:val="22"/>
               </w:rPr>
+              <w:t>K_W24</w:t>
             </w:r>
           </w:p>
         </w:tc>
@@ -2958,7 +2959,6 @@
                 <w:i w:val="0"/>
                 <w:sz w:val="22"/>
               </w:rPr>
-              <w:t>prezentacja projektu i dokumentacji; ocena sporządzonego oprogramowania</w:t>
             </w:r>
           </w:p>
         </w:tc>
@@ -2979,6 +2979,7 @@
                 <w:i w:val="0"/>
                 <w:sz w:val="22"/>
               </w:rPr>
+              <w:t>K_W24</w:t>
             </w:r>
           </w:p>
         </w:tc>
@@ -3016,7 +3017,6 @@
                 <w:i w:val="0"/>
                 <w:sz w:val="22"/>
               </w:rPr>
-              <w:t>prezentacja projektu i dokumentacji; ocena sporządzonego oprogramowania</w:t>
             </w:r>
           </w:p>
         </w:tc>
@@ -3142,6 +3142,7 @@
                 <w:i w:val="0"/>
                 <w:sz w:val="22"/>
               </w:rPr>
+              <w:t>K_U31</w:t>
             </w:r>
           </w:p>
         </w:tc>
@@ -3179,7 +3180,7 @@
                 <w:i w:val="0"/>
                 <w:sz w:val="22"/>
               </w:rPr>
-              <w:t>prezentacja projektu i dokumentacji; ocena sporządzonego oprogramowania</w:t>
+              <w:t>prezentacja projektu i dokumentacji, ocena sporządzonego oprogramowania</w:t>
             </w:r>
           </w:p>
         </w:tc>
@@ -3200,6 +3201,7 @@
                 <w:i w:val="0"/>
                 <w:sz w:val="22"/>
               </w:rPr>
+              <w:t>K_U31</w:t>
             </w:r>
           </w:p>
         </w:tc>
@@ -3237,7 +3239,7 @@
                 <w:i w:val="0"/>
                 <w:sz w:val="22"/>
               </w:rPr>
-              <w:t>prezentacja projektu i dokumentacji; ocena sporządzonego oprogramowania</w:t>
+              <w:t>prezentacja projektu i dokumentacji, ocena sporządzonego oprogramowania</w:t>
             </w:r>
           </w:p>
         </w:tc>
@@ -3363,6 +3365,7 @@
                 <w:i w:val="0"/>
                 <w:sz w:val="22"/>
               </w:rPr>
+              <w:t>K_K04</w:t>
             </w:r>
           </w:p>
         </w:tc>
@@ -3400,7 +3403,7 @@
                 <w:i w:val="0"/>
                 <w:sz w:val="22"/>
               </w:rPr>
-              <w:t>prezentacja projektu i dokumentacji; ocena sporządzonego oprogramowania</w:t>
+              <w:t>prezentacja projektu i dokumentacji, ocena sporządzonego oprogramowania</w:t>
             </w:r>
           </w:p>
         </w:tc>
@@ -3421,6 +3424,7 @@
                 <w:i w:val="0"/>
                 <w:sz w:val="22"/>
               </w:rPr>
+              <w:t>K_K03</w:t>
             </w:r>
           </w:p>
         </w:tc>
@@ -3458,7 +3462,7 @@
                 <w:i w:val="0"/>
                 <w:sz w:val="22"/>
               </w:rPr>
-              <w:t>prezentacja projektu i dokumentacji; ocena sporządzonego oprogramowania</w:t>
+              <w:t>prezentacja projektu i dokumentacji, ocena sporządzonego oprogramowania</w:t>
             </w:r>
           </w:p>
         </w:tc>

--- a/public/assets/files/niestacjonarne/SGK.docx
+++ b/public/assets/files/niestacjonarne/SGK.docx
@@ -1856,14 +1856,13 @@
       </w:tblPr>
       <w:tblGrid>
         <w:gridCol w:w="680"/>
-        <w:gridCol w:w="4536"/>
-        <w:gridCol w:w="4252"/>
+        <w:gridCol w:w="8788"/>
       </w:tblGrid>
       <w:tr>
         <w:tc>
           <w:tcPr>
             <w:tcW w:type="dxa" w:w="9468"/>
-            <w:gridSpan w:val="3"/>
+            <w:gridSpan w:val="2"/>
             <w:shd w:val="clear" w:color="auto" w:fill="D9D9D9"/>
           </w:tcPr>
           <w:p>
@@ -1905,7 +1904,7 @@
         </w:tc>
         <w:tc>
           <w:tcPr>
-            <w:tcW w:type="dxa" w:w="4536"/>
+            <w:tcW w:type="dxa" w:w="8788"/>
             <w:shd w:val="clear" w:color="auto" w:fill="D9D9D9"/>
           </w:tcPr>
           <w:p>
@@ -1919,27 +1918,7 @@
                 <w:i w:val="0"/>
                 <w:sz w:val="16"/>
               </w:rPr>
-              <w:t>Wykład</w:t>
-            </w:r>
-          </w:p>
-        </w:tc>
-        <w:tc>
-          <w:tcPr>
-            <w:tcW w:type="dxa" w:w="4252"/>
-            <w:shd w:val="clear" w:color="auto" w:fill="D9D9D9"/>
-          </w:tcPr>
-          <w:p>
-            <w:pPr>
-              <w:spacing w:before="20" w:after="20"/>
-            </w:pPr>
-            <w:r>
-              <w:rPr>
-                <w:rFonts w:ascii="Aptos" w:hAnsi="Aptos"/>
-                <w:b/>
-                <w:i w:val="0"/>
-                <w:sz w:val="16"/>
-              </w:rPr>
-              <w:t>Ćwiczenia / Laboratorium / Pracownia</w:t>
+              <w:t>Treści programowe</w:t>
             </w:r>
           </w:p>
         </w:tc>
@@ -1966,7 +1945,7 @@
         </w:tc>
         <w:tc>
           <w:tcPr>
-            <w:tcW w:type="dxa" w:w="4536"/>
+            <w:tcW w:type="dxa" w:w="8788"/>
           </w:tcPr>
           <w:p>
             <w:pPr>
@@ -1980,24 +1959,6 @@
                 <w:sz w:val="22"/>
               </w:rPr>
               <w:t>Przegląd i porównanie silników gier</w:t>
-            </w:r>
-          </w:p>
-        </w:tc>
-        <w:tc>
-          <w:tcPr>
-            <w:tcW w:type="dxa" w:w="4252"/>
-          </w:tcPr>
-          <w:p>
-            <w:pPr>
-              <w:spacing w:before="20" w:after="20"/>
-            </w:pPr>
-            <w:r>
-              <w:rPr>
-                <w:rFonts w:ascii="Aptos" w:hAnsi="Aptos"/>
-                <w:b w:val="0"/>
-                <w:i w:val="0"/>
-                <w:sz w:val="22"/>
-              </w:rPr>
             </w:r>
           </w:p>
         </w:tc>
@@ -2024,7 +1985,7 @@
         </w:tc>
         <w:tc>
           <w:tcPr>
-            <w:tcW w:type="dxa" w:w="4536"/>
+            <w:tcW w:type="dxa" w:w="8788"/>
           </w:tcPr>
           <w:p>
             <w:pPr>
@@ -2038,24 +1999,6 @@
                 <w:sz w:val="22"/>
               </w:rPr>
               <w:t>Konfiguracja i zastosowanie URP/HDRP, dobór pipeline'u do projektu</w:t>
-            </w:r>
-          </w:p>
-        </w:tc>
-        <w:tc>
-          <w:tcPr>
-            <w:tcW w:type="dxa" w:w="4252"/>
-          </w:tcPr>
-          <w:p>
-            <w:pPr>
-              <w:spacing w:before="20" w:after="20"/>
-            </w:pPr>
-            <w:r>
-              <w:rPr>
-                <w:rFonts w:ascii="Aptos" w:hAnsi="Aptos"/>
-                <w:b w:val="0"/>
-                <w:i w:val="0"/>
-                <w:sz w:val="22"/>
-              </w:rPr>
             </w:r>
           </w:p>
         </w:tc>
@@ -2082,7 +2025,7 @@
         </w:tc>
         <w:tc>
           <w:tcPr>
-            <w:tcW w:type="dxa" w:w="4536"/>
+            <w:tcW w:type="dxa" w:w="8788"/>
           </w:tcPr>
           <w:p>
             <w:pPr>
@@ -2096,24 +2039,6 @@
                 <w:sz w:val="22"/>
               </w:rPr>
               <w:t>Architektura ECS/DOTS</w:t>
-            </w:r>
-          </w:p>
-        </w:tc>
-        <w:tc>
-          <w:tcPr>
-            <w:tcW w:type="dxa" w:w="4252"/>
-          </w:tcPr>
-          <w:p>
-            <w:pPr>
-              <w:spacing w:before="20" w:after="20"/>
-            </w:pPr>
-            <w:r>
-              <w:rPr>
-                <w:rFonts w:ascii="Aptos" w:hAnsi="Aptos"/>
-                <w:b w:val="0"/>
-                <w:i w:val="0"/>
-                <w:sz w:val="22"/>
-              </w:rPr>
             </w:r>
           </w:p>
         </w:tc>
@@ -2140,7 +2065,7 @@
         </w:tc>
         <w:tc>
           <w:tcPr>
-            <w:tcW w:type="dxa" w:w="4536"/>
+            <w:tcW w:type="dxa" w:w="8788"/>
           </w:tcPr>
           <w:p>
             <w:pPr>
@@ -2154,24 +2079,6 @@
                 <w:sz w:val="22"/>
               </w:rPr>
               <w:t>Zarządzanie zasobami - Asset Bundles, Steaming Assets i Addressables</w:t>
-            </w:r>
-          </w:p>
-        </w:tc>
-        <w:tc>
-          <w:tcPr>
-            <w:tcW w:type="dxa" w:w="4252"/>
-          </w:tcPr>
-          <w:p>
-            <w:pPr>
-              <w:spacing w:before="20" w:after="20"/>
-            </w:pPr>
-            <w:r>
-              <w:rPr>
-                <w:rFonts w:ascii="Aptos" w:hAnsi="Aptos"/>
-                <w:b w:val="0"/>
-                <w:i w:val="0"/>
-                <w:sz w:val="22"/>
-              </w:rPr>
             </w:r>
           </w:p>
         </w:tc>
@@ -2198,7 +2105,7 @@
         </w:tc>
         <w:tc>
           <w:tcPr>
-            <w:tcW w:type="dxa" w:w="4536"/>
+            <w:tcW w:type="dxa" w:w="8788"/>
           </w:tcPr>
           <w:p>
             <w:pPr>
@@ -2212,24 +2119,6 @@
                 <w:sz w:val="22"/>
               </w:rPr>
               <w:t>New Input System</w:t>
-            </w:r>
-          </w:p>
-        </w:tc>
-        <w:tc>
-          <w:tcPr>
-            <w:tcW w:type="dxa" w:w="4252"/>
-          </w:tcPr>
-          <w:p>
-            <w:pPr>
-              <w:spacing w:before="20" w:after="20"/>
-            </w:pPr>
-            <w:r>
-              <w:rPr>
-                <w:rFonts w:ascii="Aptos" w:hAnsi="Aptos"/>
-                <w:b w:val="0"/>
-                <w:i w:val="0"/>
-                <w:sz w:val="22"/>
-              </w:rPr>
             </w:r>
           </w:p>
         </w:tc>
@@ -2256,7 +2145,7 @@
         </w:tc>
         <w:tc>
           <w:tcPr>
-            <w:tcW w:type="dxa" w:w="4536"/>
+            <w:tcW w:type="dxa" w:w="8788"/>
           </w:tcPr>
           <w:p>
             <w:pPr>
@@ -2270,24 +2159,6 @@
                 <w:sz w:val="22"/>
               </w:rPr>
               <w:t>Lokalizacja projektu - Integracja pakietu lokalizacji Unity</w:t>
-            </w:r>
-          </w:p>
-        </w:tc>
-        <w:tc>
-          <w:tcPr>
-            <w:tcW w:type="dxa" w:w="4252"/>
-          </w:tcPr>
-          <w:p>
-            <w:pPr>
-              <w:spacing w:before="20" w:after="20"/>
-            </w:pPr>
-            <w:r>
-              <w:rPr>
-                <w:rFonts w:ascii="Aptos" w:hAnsi="Aptos"/>
-                <w:b w:val="0"/>
-                <w:i w:val="0"/>
-                <w:sz w:val="22"/>
-              </w:rPr>
             </w:r>
           </w:p>
         </w:tc>
@@ -2314,7 +2185,7 @@
         </w:tc>
         <w:tc>
           <w:tcPr>
-            <w:tcW w:type="dxa" w:w="4536"/>
+            <w:tcW w:type="dxa" w:w="8788"/>
           </w:tcPr>
           <w:p>
             <w:pPr>
@@ -2328,24 +2199,6 @@
                 <w:sz w:val="22"/>
               </w:rPr>
               <w:t>Architektura projektu, modularność, wzorce projektowe stosowane w produkcji gier</w:t>
-            </w:r>
-          </w:p>
-        </w:tc>
-        <w:tc>
-          <w:tcPr>
-            <w:tcW w:type="dxa" w:w="4252"/>
-          </w:tcPr>
-          <w:p>
-            <w:pPr>
-              <w:spacing w:before="20" w:after="20"/>
-            </w:pPr>
-            <w:r>
-              <w:rPr>
-                <w:rFonts w:ascii="Aptos" w:hAnsi="Aptos"/>
-                <w:b w:val="0"/>
-                <w:i w:val="0"/>
-                <w:sz w:val="22"/>
-              </w:rPr>
             </w:r>
           </w:p>
         </w:tc>
@@ -2372,7 +2225,7 @@
         </w:tc>
         <w:tc>
           <w:tcPr>
-            <w:tcW w:type="dxa" w:w="4536"/>
+            <w:tcW w:type="dxa" w:w="8788"/>
           </w:tcPr>
           <w:p>
             <w:pPr>
@@ -2386,24 +2239,6 @@
                 <w:sz w:val="22"/>
               </w:rPr>
               <w:t>Optymalizacja i przygotowanie buildów produkcyjnych</w:t>
-            </w:r>
-          </w:p>
-        </w:tc>
-        <w:tc>
-          <w:tcPr>
-            <w:tcW w:type="dxa" w:w="4252"/>
-          </w:tcPr>
-          <w:p>
-            <w:pPr>
-              <w:spacing w:before="20" w:after="20"/>
-            </w:pPr>
-            <w:r>
-              <w:rPr>
-                <w:rFonts w:ascii="Aptos" w:hAnsi="Aptos"/>
-                <w:b w:val="0"/>
-                <w:i w:val="0"/>
-                <w:sz w:val="22"/>
-              </w:rPr>
             </w:r>
           </w:p>
         </w:tc>
@@ -2430,7 +2265,7 @@
         </w:tc>
         <w:tc>
           <w:tcPr>
-            <w:tcW w:type="dxa" w:w="4536"/>
+            <w:tcW w:type="dxa" w:w="8788"/>
           </w:tcPr>
           <w:p>
             <w:pPr>
@@ -2444,24 +2279,6 @@
                 <w:sz w:val="22"/>
               </w:rPr>
               <w:t>Proces wydawniczy, przygotowanie projektu do publikacji</w:t>
-            </w:r>
-          </w:p>
-        </w:tc>
-        <w:tc>
-          <w:tcPr>
-            <w:tcW w:type="dxa" w:w="4252"/>
-          </w:tcPr>
-          <w:p>
-            <w:pPr>
-              <w:spacing w:before="20" w:after="20"/>
-            </w:pPr>
-            <w:r>
-              <w:rPr>
-                <w:rFonts w:ascii="Aptos" w:hAnsi="Aptos"/>
-                <w:b w:val="0"/>
-                <w:i w:val="0"/>
-                <w:sz w:val="22"/>
-              </w:rPr>
             </w:r>
           </w:p>
         </w:tc>
@@ -2488,7 +2305,7 @@
         </w:tc>
         <w:tc>
           <w:tcPr>
-            <w:tcW w:type="dxa" w:w="4536"/>
+            <w:tcW w:type="dxa" w:w="8788"/>
           </w:tcPr>
           <w:p>
             <w:pPr>
@@ -2502,24 +2319,6 @@
                 <w:sz w:val="22"/>
               </w:rPr>
               <w:t>Projekt zaliczeniowy - implementacja i prezentacja</w:t>
-            </w:r>
-          </w:p>
-        </w:tc>
-        <w:tc>
-          <w:tcPr>
-            <w:tcW w:type="dxa" w:w="4252"/>
-          </w:tcPr>
-          <w:p>
-            <w:pPr>
-              <w:spacing w:before="20" w:after="20"/>
-            </w:pPr>
-            <w:r>
-              <w:rPr>
-                <w:rFonts w:ascii="Aptos" w:hAnsi="Aptos"/>
-                <w:b w:val="0"/>
-                <w:i w:val="0"/>
-                <w:sz w:val="22"/>
-              </w:rPr>
             </w:r>
           </w:p>
         </w:tc>
